--- a/TriParSelection/Exercice Tri par sélection.docx
+++ b/TriParSelection/Exercice Tri par sélection.docx
@@ -1089,7 +1089,13 @@
         <w:rPr>
           <w:rFonts w:cstheme="minorHAnsi"/>
         </w:rPr>
-        <w:t>=1 :</w:t>
+        <w:t>=3</w:t>
+      </w:r>
+      <w:r>
+        <w:rPr>
+          <w:rFonts w:cstheme="minorHAnsi"/>
+        </w:rPr>
+        <w:t> :</w:t>
       </w:r>
       <w:r>
         <w:rPr>
@@ -1142,7 +1148,13 @@
         <w:rPr>
           <w:rFonts w:cstheme="minorHAnsi"/>
         </w:rPr>
-        <w:t>=2 :</w:t>
+        <w:t>=4</w:t>
+      </w:r>
+      <w:r>
+        <w:rPr>
+          <w:rFonts w:cstheme="minorHAnsi"/>
+        </w:rPr>
+        <w:t> :</w:t>
       </w:r>
       <w:r>
         <w:rPr>
@@ -1189,7 +1201,13 @@
         <w:rPr>
           <w:rFonts w:cstheme="minorHAnsi"/>
         </w:rPr>
-        <w:t>=3 :</w:t>
+        <w:t>=5</w:t>
+      </w:r>
+      <w:r>
+        <w:rPr>
+          <w:rFonts w:cstheme="minorHAnsi"/>
+        </w:rPr>
+        <w:t> :</w:t>
       </w:r>
       <w:r>
         <w:rPr>
@@ -1348,7 +1366,13 @@
         <w:rPr>
           <w:rFonts w:cstheme="minorHAnsi"/>
         </w:rPr>
-        <w:t xml:space="preserve">=1 : 29 &lt; 37 &lt;- </w:t>
+        <w:t>=4</w:t>
+      </w:r>
+      <w:r>
+        <w:rPr>
+          <w:rFonts w:cstheme="minorHAnsi"/>
+        </w:rPr>
+        <w:t xml:space="preserve"> : 29 &lt; 37 &lt;- </w:t>
       </w:r>
       <w:proofErr w:type="spellStart"/>
       <w:r>
@@ -1383,7 +1407,13 @@
         <w:rPr>
           <w:rFonts w:cstheme="minorHAnsi"/>
         </w:rPr>
-        <w:t xml:space="preserve">=2 : 25 &lt; 29 &lt;- </w:t>
+        <w:t>=5</w:t>
+      </w:r>
+      <w:r>
+        <w:rPr>
+          <w:rFonts w:cstheme="minorHAnsi"/>
+        </w:rPr>
+        <w:t xml:space="preserve"> : 25 &lt; 29 &lt;- </w:t>
       </w:r>
       <w:proofErr w:type="spellStart"/>
       <w:r>
@@ -1451,329 +1481,145 @@
         <w:rPr>
           <w:rFonts w:cstheme="minorHAnsi"/>
         </w:rPr>
-        <w:t>[10</w:t>
+        <w:t>[10, 13,</w:t>
+      </w:r>
+      <w:r>
+        <w:rPr>
+          <w:rFonts w:cstheme="minorHAnsi"/>
+        </w:rPr>
+        <w:t xml:space="preserve"> 14, 25</w:t>
+      </w:r>
+      <w:r>
+        <w:rPr>
+          <w:rFonts w:cstheme="minorHAnsi"/>
+        </w:rPr>
+        <w:t>, 29</w:t>
+      </w:r>
+      <w:r>
+        <w:rPr>
+          <w:rFonts w:cstheme="minorHAnsi"/>
+        </w:rPr>
+        <w:t>, 37</w:t>
+      </w:r>
+      <w:r>
+        <w:rPr>
+          <w:rFonts w:cstheme="minorHAnsi"/>
+        </w:rPr>
+        <w:t>]</w:t>
+      </w:r>
+    </w:p>
+    <w:p>
+      <w:pPr>
+        <w:rPr>
+          <w:rFonts w:cstheme="minorHAnsi"/>
+        </w:rPr>
+      </w:pPr>
+      <w:proofErr w:type="gramStart"/>
+      <w:r>
+        <w:rPr>
+          <w:rFonts w:cstheme="minorHAnsi"/>
+        </w:rPr>
+        <w:t>i  =</w:t>
+      </w:r>
+      <w:proofErr w:type="gramEnd"/>
+      <w:r>
+        <w:rPr>
+          <w:rFonts w:cstheme="minorHAnsi"/>
+        </w:rPr>
+        <w:t xml:space="preserve"> 4</w:t>
+      </w:r>
+    </w:p>
+    <w:p>
+      <w:pPr>
+        <w:rPr>
+          <w:rFonts w:cstheme="minorHAnsi"/>
+        </w:rPr>
+      </w:pPr>
+      <w:r>
+        <w:rPr>
+          <w:rFonts w:cstheme="minorHAnsi"/>
+        </w:rPr>
+        <w:t>Chercher le minimum de index 3 à 5 :</w:t>
+      </w:r>
+    </w:p>
+    <w:p>
+      <w:pPr>
+        <w:rPr>
+          <w:rFonts w:cstheme="minorHAnsi"/>
+        </w:rPr>
+      </w:pPr>
+      <w:proofErr w:type="spellStart"/>
+      <w:proofErr w:type="gramStart"/>
+      <w:r>
+        <w:rPr>
+          <w:rFonts w:cstheme="minorHAnsi"/>
+        </w:rPr>
+        <w:t>indexMin</w:t>
+      </w:r>
+      <w:proofErr w:type="spellEnd"/>
+      <w:proofErr w:type="gramEnd"/>
+      <w:r>
+        <w:rPr>
+          <w:rFonts w:cstheme="minorHAnsi"/>
+        </w:rPr>
+        <w:t xml:space="preserve"> commence à 3 (valeur 37)</w:t>
+      </w:r>
+    </w:p>
+    <w:p>
+      <w:pPr>
+        <w:rPr>
+          <w:rFonts w:cstheme="minorHAnsi"/>
+        </w:rPr>
+      </w:pPr>
+      <w:proofErr w:type="gramStart"/>
+      <w:r>
+        <w:rPr>
+          <w:rFonts w:cstheme="minorHAnsi"/>
+        </w:rPr>
+        <w:t>j</w:t>
+      </w:r>
+      <w:proofErr w:type="gramEnd"/>
+      <w:r>
+        <w:rPr>
+          <w:rFonts w:cstheme="minorHAnsi"/>
+        </w:rPr>
+        <w:t>=4</w:t>
+      </w:r>
+      <w:r>
+        <w:rPr>
+          <w:rFonts w:cstheme="minorHAnsi"/>
+        </w:rPr>
+        <w:t xml:space="preserve"> : 29 &lt; 37 &lt;- </w:t>
+      </w:r>
+      <w:proofErr w:type="spellStart"/>
+      <w:r>
+        <w:rPr>
+          <w:rFonts w:cstheme="minorHAnsi"/>
+        </w:rPr>
+        <w:t>indexMin</w:t>
+      </w:r>
+      <w:proofErr w:type="spellEnd"/>
+      <w:r>
+        <w:rPr>
+          <w:rFonts w:cstheme="minorHAnsi"/>
+        </w:rPr>
+        <w:t xml:space="preserve"> = 4</w:t>
+      </w:r>
+    </w:p>
+    <w:p>
+      <w:r>
+        <w:t>Minimum = 29 (index 4</w:t>
+      </w:r>
+      <w:r>
+        <w:t>)</w:t>
+      </w:r>
+    </w:p>
+    <w:p>
+      <w:r>
+        <w:t>Il n’y a aucun échange.</w:t>
       </w:r>
       <w:bookmarkStart w:id="0" w:name="_GoBack"/>
-      <w:r>
-        <w:rPr>
-          <w:rFonts w:cstheme="minorHAnsi"/>
-        </w:rPr>
-        <w:t>, 13,</w:t>
-      </w:r>
-      <w:r>
-        <w:rPr>
-          <w:rFonts w:cstheme="minorHAnsi"/>
-        </w:rPr>
-        <w:t xml:space="preserve"> 14, 25</w:t>
-      </w:r>
-      <w:r>
-        <w:rPr>
-          <w:rFonts w:cstheme="minorHAnsi"/>
-        </w:rPr>
-        <w:t>, 29</w:t>
-      </w:r>
-      <w:r>
-        <w:rPr>
-          <w:rFonts w:cstheme="minorHAnsi"/>
-        </w:rPr>
-        <w:t>, 37</w:t>
-      </w:r>
-      <w:r>
-        <w:rPr>
-          <w:rFonts w:cstheme="minorHAnsi"/>
-        </w:rPr>
-        <w:t>]</w:t>
-      </w:r>
-    </w:p>
-    <w:bookmarkEnd w:id="0"/>
-    <w:p>
-      <w:pPr>
-        <w:rPr>
-          <w:rFonts w:cstheme="minorHAnsi"/>
-        </w:rPr>
-      </w:pPr>
-      <w:proofErr w:type="gramStart"/>
-      <w:r>
-        <w:rPr>
-          <w:rFonts w:cstheme="minorHAnsi"/>
-        </w:rPr>
-        <w:t>i  =</w:t>
-      </w:r>
-      <w:proofErr w:type="gramEnd"/>
-      <w:r>
-        <w:rPr>
-          <w:rFonts w:cstheme="minorHAnsi"/>
-        </w:rPr>
-        <w:t xml:space="preserve"> 4</w:t>
-      </w:r>
-    </w:p>
-    <w:p>
-      <w:pPr>
-        <w:rPr>
-          <w:rFonts w:cstheme="minorHAnsi"/>
-        </w:rPr>
-      </w:pPr>
-      <w:r>
-        <w:rPr>
-          <w:rFonts w:cstheme="minorHAnsi"/>
-        </w:rPr>
-        <w:t>Chercher le minimum de index 3 à 5 :</w:t>
-      </w:r>
-    </w:p>
-    <w:p>
-      <w:pPr>
-        <w:rPr>
-          <w:rFonts w:cstheme="minorHAnsi"/>
-        </w:rPr>
-      </w:pPr>
-      <w:proofErr w:type="spellStart"/>
-      <w:proofErr w:type="gramStart"/>
-      <w:r>
-        <w:rPr>
-          <w:rFonts w:cstheme="minorHAnsi"/>
-        </w:rPr>
-        <w:t>indexMin</w:t>
-      </w:r>
-      <w:proofErr w:type="spellEnd"/>
-      <w:proofErr w:type="gramEnd"/>
-      <w:r>
-        <w:rPr>
-          <w:rFonts w:cstheme="minorHAnsi"/>
-        </w:rPr>
-        <w:t xml:space="preserve"> commence à 3 (valeur 37)</w:t>
-      </w:r>
-    </w:p>
-    <w:p>
-      <w:pPr>
-        <w:rPr>
-          <w:rFonts w:cstheme="minorHAnsi"/>
-        </w:rPr>
-      </w:pPr>
-      <w:proofErr w:type="gramStart"/>
-      <w:r>
-        <w:rPr>
-          <w:rFonts w:cstheme="minorHAnsi"/>
-        </w:rPr>
-        <w:t>j</w:t>
-      </w:r>
-      <w:proofErr w:type="gramEnd"/>
-      <w:r>
-        <w:rPr>
-          <w:rFonts w:cstheme="minorHAnsi"/>
-        </w:rPr>
-        <w:t xml:space="preserve">=1 : 29 &lt; 37 &lt;- </w:t>
-      </w:r>
-      <w:proofErr w:type="spellStart"/>
-      <w:r>
-        <w:rPr>
-          <w:rFonts w:cstheme="minorHAnsi"/>
-        </w:rPr>
-        <w:t>indexMin</w:t>
-      </w:r>
-      <w:proofErr w:type="spellEnd"/>
-      <w:r>
-        <w:rPr>
-          <w:rFonts w:cstheme="minorHAnsi"/>
-        </w:rPr>
-        <w:t xml:space="preserve"> = 4</w:t>
-      </w:r>
-    </w:p>
-    <w:p>
-      <w:pPr>
-        <w:rPr>
-          <w:rFonts w:cstheme="minorHAnsi"/>
-        </w:rPr>
-      </w:pPr>
-      <w:proofErr w:type="gramStart"/>
-      <w:r>
-        <w:rPr>
-          <w:rFonts w:cstheme="minorHAnsi"/>
-        </w:rPr>
-        <w:t>j</w:t>
-      </w:r>
-      <w:proofErr w:type="gramEnd"/>
-      <w:r>
-        <w:rPr>
-          <w:rFonts w:cstheme="minorHAnsi"/>
-        </w:rPr>
-        <w:t xml:space="preserve">=2 : 25 &lt; 29 &lt;- </w:t>
-      </w:r>
-      <w:proofErr w:type="spellStart"/>
-      <w:r>
-        <w:rPr>
-          <w:rFonts w:cstheme="minorHAnsi"/>
-        </w:rPr>
-        <w:t>indexMin</w:t>
-      </w:r>
-      <w:proofErr w:type="spellEnd"/>
-      <w:r>
-        <w:rPr>
-          <w:rFonts w:cstheme="minorHAnsi"/>
-        </w:rPr>
-        <w:t xml:space="preserve"> = 5</w:t>
-      </w:r>
-    </w:p>
-    <w:p>
-      <w:r>
-        <w:t>Minimum = 25 (index 5)</w:t>
-      </w:r>
-    </w:p>
-    <w:p>
-      <w:r>
-        <w:t xml:space="preserve">Echanger </w:t>
-      </w:r>
-      <w:proofErr w:type="gramStart"/>
-      <w:r>
-        <w:t>tableau[</w:t>
-      </w:r>
-      <w:proofErr w:type="gramEnd"/>
-      <w:r>
-        <w:t>3] et tableau[5]</w:t>
-      </w:r>
-    </w:p>
-    <w:p>
-      <w:pPr>
-        <w:rPr>
-          <w:rFonts w:cstheme="minorHAnsi"/>
-        </w:rPr>
-      </w:pPr>
-      <w:r>
-        <w:rPr>
-          <w:rFonts w:cstheme="minorHAnsi"/>
-        </w:rPr>
-        <w:br w:type="page"/>
-      </w:r>
-    </w:p>
-    <w:p>
-      <w:pPr>
-        <w:rPr>
-          <w:rFonts w:cstheme="minorHAnsi"/>
-          <w:b/>
-        </w:rPr>
-      </w:pPr>
-      <w:r>
-        <w:rPr>
-          <w:rFonts w:cstheme="minorHAnsi"/>
-          <w:b/>
-        </w:rPr>
-        <w:lastRenderedPageBreak/>
-        <w:t>Passage 6 :</w:t>
-      </w:r>
-    </w:p>
-    <w:p>
-      <w:pPr>
-        <w:rPr>
-          <w:rFonts w:cstheme="minorHAnsi"/>
-        </w:rPr>
-      </w:pPr>
-      <w:r>
-        <w:rPr>
-          <w:rFonts w:cstheme="minorHAnsi"/>
-        </w:rPr>
-        <w:t>[10, 13, 14, 25, 29, 37]</w:t>
-      </w:r>
-    </w:p>
-    <w:p>
-      <w:pPr>
-        <w:rPr>
-          <w:rFonts w:cstheme="minorHAnsi"/>
-        </w:rPr>
-      </w:pPr>
-      <w:proofErr w:type="gramStart"/>
-      <w:r>
-        <w:rPr>
-          <w:rFonts w:cstheme="minorHAnsi"/>
-        </w:rPr>
-        <w:t>i  =</w:t>
-      </w:r>
-      <w:proofErr w:type="gramEnd"/>
-      <w:r>
-        <w:rPr>
-          <w:rFonts w:cstheme="minorHAnsi"/>
-        </w:rPr>
-        <w:t xml:space="preserve"> 5</w:t>
-      </w:r>
-    </w:p>
-    <w:p>
-      <w:pPr>
-        <w:rPr>
-          <w:rFonts w:cstheme="minorHAnsi"/>
-        </w:rPr>
-      </w:pPr>
-      <w:r>
-        <w:rPr>
-          <w:rFonts w:cstheme="minorHAnsi"/>
-        </w:rPr>
-        <w:t>Chercher le minimum de index 4 à 5 :</w:t>
-      </w:r>
-    </w:p>
-    <w:p>
-      <w:pPr>
-        <w:rPr>
-          <w:rFonts w:cstheme="minorHAnsi"/>
-        </w:rPr>
-      </w:pPr>
-      <w:proofErr w:type="spellStart"/>
-      <w:proofErr w:type="gramStart"/>
-      <w:r>
-        <w:rPr>
-          <w:rFonts w:cstheme="minorHAnsi"/>
-        </w:rPr>
-        <w:t>indexMin</w:t>
-      </w:r>
-      <w:proofErr w:type="spellEnd"/>
-      <w:proofErr w:type="gramEnd"/>
-      <w:r>
-        <w:rPr>
-          <w:rFonts w:cstheme="minorHAnsi"/>
-        </w:rPr>
-        <w:t xml:space="preserve"> commence à 4 (valeur 29)</w:t>
-      </w:r>
-    </w:p>
-    <w:p>
-      <w:pPr>
-        <w:rPr>
-          <w:rFonts w:cstheme="minorHAnsi"/>
-        </w:rPr>
-      </w:pPr>
-      <w:proofErr w:type="gramStart"/>
-      <w:r>
-        <w:rPr>
-          <w:rFonts w:cstheme="minorHAnsi"/>
-        </w:rPr>
-        <w:t>j</w:t>
-      </w:r>
-      <w:proofErr w:type="gramEnd"/>
-      <w:r>
-        <w:rPr>
-          <w:rFonts w:cstheme="minorHAnsi"/>
-        </w:rPr>
-        <w:t xml:space="preserve">=1 : 29 &lt; 37 &lt;- </w:t>
-      </w:r>
-      <w:proofErr w:type="spellStart"/>
-      <w:r>
-        <w:rPr>
-          <w:rFonts w:cstheme="minorHAnsi"/>
-        </w:rPr>
-        <w:t>indexMin</w:t>
-      </w:r>
-      <w:proofErr w:type="spellEnd"/>
-      <w:r>
-        <w:rPr>
-          <w:rFonts w:cstheme="minorHAnsi"/>
-        </w:rPr>
-        <w:t xml:space="preserve"> reste 4</w:t>
-      </w:r>
-    </w:p>
-    <w:p>
-      <w:r>
-        <w:t>Minimum = 29 (index 4)</w:t>
-      </w:r>
-    </w:p>
-    <w:p>
-      <w:r>
-        <w:t>Aucun échange n’a été effectué</w:t>
-      </w:r>
+      <w:bookmarkEnd w:id="0"/>
     </w:p>
     <w:sectPr>
       <w:pgSz w:w="11906" w:h="16838"/>
